--- a/training/research-cycle-handbook/assets/checklists/Analyze-Collaborate-Checklist.docx
+++ b/training/research-cycle-handbook/assets/checklists/Analyze-Collaborate-Checklist.docx
@@ -56,14 +56,19 @@
     <w:p>
       <w:pPr>
         <w:rPr>
-          <w:b/>
-          <w:bCs/>
-          <w:lang w:val="en-US"/>
-        </w:rPr>
-      </w:pPr>
+          <w:lang w:val="en-US"/>
+        </w:rPr>
+      </w:pPr>
+      <w:r>
+        <w:rPr>
+          <w:lang w:val="en-US"/>
+        </w:rPr>
+        <w:t>This assumes a reproducible workflow using R. Not all items are relevant for all fields of research or study types.</w:t>
+      </w:r>
     </w:p>
     <w:p>
       <w:pPr>
+        <w:spacing w:before="240"/>
         <w:rPr>
           <w:lang w:val="en-US"/>
         </w:rPr>
@@ -221,7 +226,21 @@
         <w:rPr>
           <w:lang w:val="en-US"/>
         </w:rPr>
-        <w:t>Use Renv for package management</w:t>
+        <w:t xml:space="preserve">Use </w:t>
+      </w:r>
+      <w:proofErr w:type="spellStart"/>
+      <w:r>
+        <w:rPr>
+          <w:lang w:val="en-US"/>
+        </w:rPr>
+        <w:t>Renv</w:t>
+      </w:r>
+      <w:proofErr w:type="spellEnd"/>
+      <w:r>
+        <w:rPr>
+          <w:lang w:val="en-US"/>
+        </w:rPr>
+        <w:t xml:space="preserve"> for package management</w:t>
       </w:r>
     </w:p>
     <w:p>
@@ -779,20 +798,26 @@
         <w:rPr>
           <w:lang w:val="en-US"/>
         </w:rPr>
-        <w:t>Style guide followed (e.g., styler, lintR)</w:t>
+        <w:t xml:space="preserve">Style guide followed (e.g., styler, </w:t>
+      </w:r>
+      <w:proofErr w:type="spellStart"/>
+      <w:r>
+        <w:rPr>
+          <w:lang w:val="en-US"/>
+        </w:rPr>
+        <w:t>lintR</w:t>
+      </w:r>
+      <w:proofErr w:type="spellEnd"/>
+      <w:r>
+        <w:rPr>
+          <w:lang w:val="en-US"/>
+        </w:rPr>
+        <w:t>)</w:t>
       </w:r>
     </w:p>
     <w:p>
       <w:pPr>
-        <w:rPr>
-          <w:b/>
-          <w:bCs/>
-          <w:lang w:val="en-US"/>
-        </w:rPr>
-      </w:pPr>
-    </w:p>
-    <w:p>
-      <w:pPr>
+        <w:spacing w:before="240"/>
         <w:rPr>
           <w:lang w:val="en-US"/>
         </w:rPr>
@@ -846,13 +871,7 @@
         <w:rPr>
           <w:lang w:val="en-US"/>
         </w:rPr>
-        <w:t xml:space="preserve"> </w:t>
-      </w:r>
-      <w:r>
-        <w:rPr>
-          <w:lang w:val="en-US"/>
-        </w:rPr>
-        <w:t>Collaboration workflow established (e.g., branch or live review)</w:t>
+        <w:t xml:space="preserve"> Collaboration workflow established (e.g., branch or live review)</w:t>
       </w:r>
     </w:p>
     <w:p>
@@ -895,13 +914,7 @@
         <w:rPr>
           <w:lang w:val="en-US"/>
         </w:rPr>
-        <w:t xml:space="preserve"> </w:t>
-      </w:r>
-      <w:r>
-        <w:rPr>
-          <w:lang w:val="en-US"/>
-        </w:rPr>
-        <w:t>Code runs without errors on a fresh environment / different computer</w:t>
+        <w:t xml:space="preserve"> Code runs without errors on a different computer</w:t>
       </w:r>
     </w:p>
     <w:p>
@@ -944,13 +957,7 @@
         <w:rPr>
           <w:lang w:val="en-US"/>
         </w:rPr>
-        <w:t xml:space="preserve"> </w:t>
-      </w:r>
-      <w:r>
-        <w:rPr>
-          <w:lang w:val="en-US"/>
-        </w:rPr>
-        <w:t>Results, figures, tables are reproducible</w:t>
+        <w:t xml:space="preserve"> Results, figures, tables are reproducible</w:t>
       </w:r>
     </w:p>
     <w:p>
@@ -993,13 +1000,7 @@
         <w:rPr>
           <w:lang w:val="en-US"/>
         </w:rPr>
-        <w:t xml:space="preserve"> </w:t>
-      </w:r>
-      <w:r>
-        <w:rPr>
-          <w:lang w:val="en-US"/>
-        </w:rPr>
-        <w:t>Code is well-organized, readable, and commented</w:t>
+        <w:t xml:space="preserve"> Code is well-organized, readable, and commented</w:t>
       </w:r>
     </w:p>
     <w:p>
@@ -1042,13 +1043,7 @@
         <w:rPr>
           <w:lang w:val="en-US"/>
         </w:rPr>
-        <w:t xml:space="preserve"> </w:t>
-      </w:r>
-      <w:r>
-        <w:rPr>
-          <w:lang w:val="en-US"/>
-        </w:rPr>
-        <w:t>All functions are documented</w:t>
+        <w:t xml:space="preserve"> All functions are documented</w:t>
       </w:r>
     </w:p>
     <w:p>
@@ -1091,13 +1086,7 @@
         <w:rPr>
           <w:lang w:val="en-US"/>
         </w:rPr>
-        <w:t xml:space="preserve"> </w:t>
-      </w:r>
-      <w:r>
-        <w:rPr>
-          <w:lang w:val="en-US"/>
-        </w:rPr>
-        <w:t>Sensitive information removed</w:t>
+        <w:t xml:space="preserve"> Sensitive information removed</w:t>
       </w:r>
     </w:p>
     <w:p>
@@ -1140,13 +1129,7 @@
         <w:rPr>
           <w:lang w:val="en-US"/>
         </w:rPr>
-        <w:t xml:space="preserve"> </w:t>
-      </w:r>
-      <w:r>
-        <w:rPr>
-          <w:lang w:val="en-US"/>
-        </w:rPr>
-        <w:t>(for co-authors): Methods used are correct</w:t>
+        <w:t xml:space="preserve"> (for co-authors): Methods used are correct</w:t>
       </w:r>
     </w:p>
     <w:p>
@@ -1188,13 +1171,7 @@
         <w:rPr>
           <w:lang w:val="en-US"/>
         </w:rPr>
-        <w:t xml:space="preserve"> </w:t>
-      </w:r>
-      <w:r>
-        <w:rPr>
-          <w:lang w:val="en-US"/>
-        </w:rPr>
-        <w:t>(for co-authors): Methods match the pre-analysis plan or deviation are documented</w:t>
+        <w:t xml:space="preserve"> (for co-authors): Methods match the pre-analysis plan or deviation are documented</w:t>
       </w:r>
       <w:r>
         <w:rPr>
@@ -1261,13 +1238,7 @@
         <w:rPr>
           <w:lang w:val="en-US"/>
         </w:rPr>
-        <w:t xml:space="preserve"> </w:t>
-      </w:r>
-      <w:r>
-        <w:rPr>
-          <w:lang w:val="en-US"/>
-        </w:rPr>
-        <w:t>README provides complete instructions to reproduce results</w:t>
+        <w:t xml:space="preserve"> README provides complete instructions to reproduce results</w:t>
       </w:r>
     </w:p>
     <w:p>
@@ -1310,13 +1281,7 @@
         <w:rPr>
           <w:lang w:val="en-US"/>
         </w:rPr>
-        <w:t xml:space="preserve"> </w:t>
-      </w:r>
-      <w:r>
-        <w:rPr>
-          <w:lang w:val="en-US"/>
-        </w:rPr>
-        <w:t>Results reproducible from the report</w:t>
+        <w:t xml:space="preserve"> Results reproducible from the report</w:t>
       </w:r>
     </w:p>
     <w:p>
@@ -1359,13 +1324,7 @@
         <w:rPr>
           <w:lang w:val="en-US"/>
         </w:rPr>
-        <w:t xml:space="preserve"> </w:t>
-      </w:r>
-      <w:r>
-        <w:rPr>
-          <w:lang w:val="en-US"/>
-        </w:rPr>
-        <w:t>Sensitive information removed and restricted data protected</w:t>
+        <w:t xml:space="preserve"> Sensitive information removed and restricted data protected</w:t>
       </w:r>
     </w:p>
     <w:p>
@@ -1408,13 +1367,7 @@
         <w:rPr>
           <w:lang w:val="en-US"/>
         </w:rPr>
-        <w:t xml:space="preserve"> </w:t>
-      </w:r>
-      <w:r>
-        <w:rPr>
-          <w:lang w:val="en-US"/>
-        </w:rPr>
-        <w:t>Code peer-reviewed by co-authors</w:t>
+        <w:t xml:space="preserve"> Code peer-reviewed by co-authors</w:t>
       </w:r>
     </w:p>
     <w:p>
@@ -1457,13 +1410,7 @@
         <w:rPr>
           <w:lang w:val="en-US"/>
         </w:rPr>
-        <w:t xml:space="preserve"> </w:t>
-      </w:r>
-      <w:r>
-        <w:rPr>
-          <w:lang w:val="en-US"/>
-        </w:rPr>
-        <w:t>Reporting of results follow relevant guidelines (e.g. effect size, confidence intervals, model specification)</w:t>
+        <w:t xml:space="preserve"> Reporting of results follow relevant guidelines (e.g. effect size, confidence intervals, model specification)</w:t>
       </w:r>
     </w:p>
     <w:p>
@@ -1506,13 +1453,7 @@
         <w:rPr>
           <w:lang w:val="en-US"/>
         </w:rPr>
-        <w:t xml:space="preserve"> </w:t>
-      </w:r>
-      <w:r>
-        <w:rPr>
-          <w:lang w:val="en-US"/>
-        </w:rPr>
-        <w:t>Results are separated in preregistered confirmatory vs non preregistered exploratory analyses</w:t>
+        <w:t xml:space="preserve"> Results are separated in preregistered confirmatory vs non preregistered exploratory analyses</w:t>
       </w:r>
     </w:p>
     <w:sectPr>
@@ -1625,7 +1566,27 @@
           <w:iCs/>
           <w:lang w:val="en-US"/>
         </w:rPr>
-        <w:t>CC-BY Attribution-ShareAlike 4.0 International</w:t>
+        <w:t>CC-BY Attribution-</w:t>
+      </w:r>
+      <w:proofErr w:type="spellStart"/>
+      <w:r>
+        <w:rPr>
+          <w:rStyle w:val="Hyperlink"/>
+          <w:i/>
+          <w:iCs/>
+          <w:lang w:val="en-US"/>
+        </w:rPr>
+        <w:t>ShareAlike</w:t>
+      </w:r>
+      <w:proofErr w:type="spellEnd"/>
+      <w:r>
+        <w:rPr>
+          <w:rStyle w:val="Hyperlink"/>
+          <w:i/>
+          <w:iCs/>
+          <w:lang w:val="en-US"/>
+        </w:rPr>
+        <w:t xml:space="preserve"> 4.0 International</w:t>
       </w:r>
     </w:hyperlink>
   </w:p>
